--- a/docs/Guia_pruebas_bodega_muestras_laboratorio.docx
+++ b/docs/Guia_pruebas_bodega_muestras_laboratorio.docx
@@ -416,7 +416,7 @@
         <w:pStyle w:val="Body"/>
       </w:pPr>
       <w:r>
-        <w:t>Este modulo valida la recepcion inicial del cafe. Aqui se registra proveedor, peso, empaque, humedad, merma por trilla, examen visual y observaciones.</w:t>
+        <w:t>Este modulo valida la recepcion inicial del cafe. Aqui se registra proveedor, peso, empaque, humedad, factor de rendimiento, clasificacion comercial, examen visual y observaciones.</w:t>
       </w:r>
     </w:p>
     <w:p>
@@ -456,7 +456,7 @@
         <w:pStyle w:val="ListBullet"/>
       </w:pPr>
       <w:r>
-        <w:t>Humedad %, merma por trilla %, resultado del examen visual y defecto visual % si aplica.</w:t>
+        <w:t>Humedad %, factor de rendimiento, clasificacion comercial, resultado del examen visual y defecto visual % si aplica.</w:t>
       </w:r>
     </w:p>
     <w:p>
@@ -655,7 +655,7 @@
               <w:pStyle w:val="TableBody"/>
             </w:pPr>
             <w:r>
-              <w:t>Ingresar cafe aprobado visualmente con peso bruto, empaque, humedad y merma por trilla.</w:t>
+              <w:t>Ingresar cafe aprobado visualmente con peso bruto, empaque, humedad, factor de rendimiento y clasificacion comercial.</w:t>
             </w:r>
           </w:p>
         </w:tc>
@@ -759,7 +759,7 @@
               <w:pStyle w:val="TableBody"/>
             </w:pPr>
             <w:r>
-              <w:t>Ingresar Merma por trilla % con un valor entre 0 y 100.</w:t>
+              <w:t>Ingresar Factor de rendimiento con un valor valido mayor o igual a cero.</w:t>
             </w:r>
           </w:p>
         </w:tc>
@@ -772,7 +772,7 @@
               <w:pStyle w:val="TableBody"/>
             </w:pPr>
             <w:r>
-              <w:t>El lote se guarda y la merma aparece en la tabla Pendientes de laboratorio.</w:t>
+              <w:t>El lote se guarda y el factor de rendimiento aparece en la tabla Pendientes de laboratorio.</w:t>
             </w:r>
           </w:p>
         </w:tc>
@@ -811,7 +811,7 @@
               <w:pStyle w:val="TableBody"/>
             </w:pPr>
             <w:r>
-              <w:t>Intentar ingresar Merma por trilla % mayor a 100.</w:t>
+              <w:t>Intentar ingresar Factor de rendimiento negativo.</w:t>
             </w:r>
           </w:p>
         </w:tc>
@@ -980,7 +980,7 @@
               <w:t xml:space="preserve">Criterio de aceptacion en Bodega: </w:t>
             </w:r>
             <w:r>
-              <w:t>El responsable debe poder registrar un cafe recibido sin usar hojas externas para los datos principales de trazabilidad: proveedor, origen, humedad, merma, peso y examen visual.</w:t>
+              <w:t>El responsable debe poder registrar un cafe recibido sin usar hojas externas para los datos principales de trazabilidad: proveedor, origen, humedad, factor de rendimiento, clasificacion comercial, peso y examen visual.</w:t>
             </w:r>
           </w:p>
         </w:tc>
@@ -1243,7 +1243,7 @@
               <w:pStyle w:val="TableBody"/>
             </w:pPr>
             <w:r>
-              <w:t>Verificar que se muestre la merma por trilla del lote.</w:t>
+              <w:t>Verificar que se muestre el factor de rendimiento del lote.</w:t>
             </w:r>
           </w:p>
         </w:tc>
